--- a/assets/PavelKolarovCV_2026.docx
+++ b/assets/PavelKolarovCV_2026.docx
@@ -230,42 +230,26 @@
         <w:pStyle w:val="ListParagraph"/>
         <w:numPr>
           <w:ilvl w:val="0"/>
-          <w:numId w:val="3"/>
-        </w:numPr>
-        <w:spacing w:lineRule="auto" w:line="276" w:before="0" w:after="75"/>
-        <w:rPr/>
-      </w:pPr>
-      <w:r>
-        <w:rPr>
-          <w:rFonts w:eastAsia="Calibri" w:cs="Calibri"/>
-          <w:sz w:val="22"/>
-          <w:szCs w:val="22"/>
-        </w:rPr>
-        <w:t xml:space="preserve">Deliver enterprise network infrastructure for the A1 Business LAN </w:t>
-      </w:r>
-      <w:r>
-        <w:rPr>
-          <w:rFonts w:eastAsia="Calibri" w:cs="Calibri"/>
-          <w:sz w:val="22"/>
-          <w:szCs w:val="22"/>
-        </w:rPr>
-        <w:t>Team</w:t>
-      </w:r>
-      <w:r>
-        <w:rPr>
-          <w:rFonts w:eastAsia="Calibri" w:cs="Calibri"/>
-          <w:sz w:val="22"/>
-          <w:szCs w:val="22"/>
-        </w:rPr>
-        <w:t>, from order validation through to customer rollout.</w:t>
-      </w:r>
-    </w:p>
-    <w:p>
-      <w:pPr>
-        <w:pStyle w:val="ListParagraph"/>
-        <w:numPr>
-          <w:ilvl w:val="0"/>
-          <w:numId w:val="1"/>
+          <w:numId w:val="4"/>
+        </w:numPr>
+        <w:spacing w:lineRule="auto" w:line="276" w:before="0" w:after="75"/>
+        <w:rPr/>
+      </w:pPr>
+      <w:r>
+        <w:rPr>
+          <w:rFonts w:eastAsia="Calibri" w:cs="Calibri"/>
+          <w:sz w:val="22"/>
+          <w:szCs w:val="22"/>
+        </w:rPr>
+        <w:t>Deliver enterprise network infrastructure for the A1 Business LAN Team, from order validation through to customer rollout.</w:t>
+      </w:r>
+    </w:p>
+    <w:p>
+      <w:pPr>
+        <w:pStyle w:val="ListParagraph"/>
+        <w:numPr>
+          <w:ilvl w:val="0"/>
+          <w:numId w:val="2"/>
         </w:numPr>
         <w:spacing w:lineRule="auto" w:line="276" w:before="0" w:after="75"/>
         <w:rPr/>
@@ -284,7 +268,7 @@
         <w:pStyle w:val="ListParagraph"/>
         <w:numPr>
           <w:ilvl w:val="0"/>
-          <w:numId w:val="1"/>
+          <w:numId w:val="2"/>
         </w:numPr>
         <w:spacing w:lineRule="auto" w:line="276" w:before="0" w:after="75"/>
         <w:rPr/>
@@ -303,7 +287,7 @@
         <w:pStyle w:val="ListParagraph"/>
         <w:numPr>
           <w:ilvl w:val="0"/>
-          <w:numId w:val="1"/>
+          <w:numId w:val="2"/>
         </w:numPr>
         <w:spacing w:lineRule="auto" w:line="276" w:before="0" w:after="75"/>
         <w:rPr/>
@@ -322,7 +306,7 @@
         <w:pStyle w:val="ListParagraph"/>
         <w:numPr>
           <w:ilvl w:val="0"/>
-          <w:numId w:val="1"/>
+          <w:numId w:val="2"/>
         </w:numPr>
         <w:spacing w:lineRule="auto" w:line="276" w:before="0" w:after="75"/>
         <w:rPr/>
@@ -341,7 +325,7 @@
         <w:pStyle w:val="ListParagraph"/>
         <w:numPr>
           <w:ilvl w:val="0"/>
-          <w:numId w:val="1"/>
+          <w:numId w:val="2"/>
         </w:numPr>
         <w:spacing w:lineRule="auto" w:line="276" w:before="0" w:after="75"/>
         <w:rPr/>
@@ -413,7 +397,7 @@
         <w:pStyle w:val="ListParagraph"/>
         <w:numPr>
           <w:ilvl w:val="0"/>
-          <w:numId w:val="1"/>
+          <w:numId w:val="2"/>
         </w:numPr>
         <w:spacing w:lineRule="auto" w:line="276" w:before="0" w:after="75"/>
         <w:rPr/>
@@ -432,7 +416,7 @@
         <w:pStyle w:val="ListParagraph"/>
         <w:numPr>
           <w:ilvl w:val="0"/>
-          <w:numId w:val="1"/>
+          <w:numId w:val="2"/>
         </w:numPr>
         <w:spacing w:lineRule="auto" w:line="276" w:before="0" w:after="75"/>
         <w:rPr/>
@@ -451,7 +435,7 @@
         <w:pStyle w:val="ListParagraph"/>
         <w:numPr>
           <w:ilvl w:val="0"/>
-          <w:numId w:val="1"/>
+          <w:numId w:val="2"/>
         </w:numPr>
         <w:spacing w:lineRule="auto" w:line="276" w:before="0" w:after="75"/>
         <w:rPr/>
@@ -470,7 +454,7 @@
         <w:pStyle w:val="ListParagraph"/>
         <w:numPr>
           <w:ilvl w:val="0"/>
-          <w:numId w:val="1"/>
+          <w:numId w:val="2"/>
         </w:numPr>
         <w:spacing w:lineRule="auto" w:line="276" w:before="0" w:after="75"/>
         <w:rPr/>
@@ -489,7 +473,7 @@
         <w:pStyle w:val="ListParagraph"/>
         <w:numPr>
           <w:ilvl w:val="0"/>
-          <w:numId w:val="1"/>
+          <w:numId w:val="2"/>
         </w:numPr>
         <w:spacing w:lineRule="auto" w:line="276" w:before="0" w:after="75"/>
         <w:rPr/>
@@ -561,61 +545,61 @@
         <w:pStyle w:val="ListParagraph"/>
         <w:numPr>
           <w:ilvl w:val="0"/>
-          <w:numId w:val="1"/>
-        </w:numPr>
-        <w:spacing w:lineRule="auto" w:line="276" w:before="0" w:after="75"/>
-        <w:rPr/>
-      </w:pPr>
-      <w:r>
-        <w:rPr>
-          <w:rFonts w:eastAsia="Calibri" w:cs="Calibri"/>
-          <w:sz w:val="22"/>
-          <w:szCs w:val="22"/>
-        </w:rPr>
-        <w:t xml:space="preserve">Specified system, software and hardware requirements for </w:t>
-      </w:r>
-      <w:r>
-        <w:rPr>
-          <w:rFonts w:eastAsia="Calibri" w:cs="Calibri"/>
-          <w:sz w:val="22"/>
-          <w:szCs w:val="22"/>
-        </w:rPr>
-        <w:t>Automotive projects</w:t>
-      </w:r>
-      <w:r>
-        <w:rPr>
-          <w:rFonts w:eastAsia="Calibri" w:cs="Calibri"/>
-          <w:sz w:val="22"/>
-          <w:szCs w:val="22"/>
-        </w:rPr>
-        <w:t xml:space="preserve"> including Mercedes-Benz Ambient Light and Bosch eBike Systems.</w:t>
-      </w:r>
-    </w:p>
-    <w:p>
-      <w:pPr>
-        <w:pStyle w:val="ListParagraph"/>
-        <w:numPr>
-          <w:ilvl w:val="0"/>
-          <w:numId w:val="1"/>
-        </w:numPr>
-        <w:spacing w:lineRule="auto" w:line="276" w:before="0" w:after="75"/>
-        <w:rPr/>
-      </w:pPr>
-      <w:r>
-        <w:rPr>
-          <w:rFonts w:eastAsia="Calibri" w:cs="Calibri"/>
-          <w:sz w:val="22"/>
-          <w:szCs w:val="22"/>
-        </w:rPr>
-        <w:t>Authored requirements in IBM DOORS and Jama, holding traceability from stakeholder needs through to verification criteria.</w:t>
-      </w:r>
-    </w:p>
-    <w:p>
-      <w:pPr>
-        <w:pStyle w:val="ListParagraph"/>
-        <w:numPr>
-          <w:ilvl w:val="0"/>
-          <w:numId w:val="1"/>
+          <w:numId w:val="2"/>
+        </w:numPr>
+        <w:spacing w:lineRule="auto" w:line="276" w:before="0" w:after="75"/>
+        <w:rPr/>
+      </w:pPr>
+      <w:r>
+        <w:rPr>
+          <w:rFonts w:eastAsia="Calibri" w:cs="Calibri"/>
+          <w:sz w:val="22"/>
+          <w:szCs w:val="22"/>
+        </w:rPr>
+        <w:t>Specified system, software and hardware requirements for Automotive projects including Mercedes-Benz Ambient Light and Bosch eBike Systems.</w:t>
+      </w:r>
+    </w:p>
+    <w:p>
+      <w:pPr>
+        <w:pStyle w:val="ListParagraph"/>
+        <w:numPr>
+          <w:ilvl w:val="0"/>
+          <w:numId w:val="2"/>
+        </w:numPr>
+        <w:spacing w:lineRule="auto" w:line="276" w:before="0" w:after="75"/>
+        <w:rPr/>
+      </w:pPr>
+      <w:r>
+        <w:rPr>
+          <w:rFonts w:eastAsia="Calibri" w:cs="Calibri"/>
+          <w:sz w:val="22"/>
+          <w:szCs w:val="22"/>
+        </w:rPr>
+        <w:t xml:space="preserve">Authored requirements in IBM DOORS, </w:t>
+      </w:r>
+      <w:r>
+        <w:rPr>
+          <w:rFonts w:eastAsia="Calibri" w:cs="Calibri"/>
+          <w:sz w:val="22"/>
+          <w:szCs w:val="22"/>
+        </w:rPr>
+        <w:t xml:space="preserve">CodeBeamer &amp; </w:t>
+      </w:r>
+      <w:r>
+        <w:rPr>
+          <w:rFonts w:eastAsia="Calibri" w:cs="Calibri"/>
+          <w:sz w:val="22"/>
+          <w:szCs w:val="22"/>
+        </w:rPr>
+        <w:t>Jama, holding traceability from stakeholder needs through to verification criteria.</w:t>
+      </w:r>
+    </w:p>
+    <w:p>
+      <w:pPr>
+        <w:pStyle w:val="ListParagraph"/>
+        <w:numPr>
+          <w:ilvl w:val="0"/>
+          <w:numId w:val="2"/>
         </w:numPr>
         <w:spacing w:lineRule="auto" w:line="276" w:before="0" w:after="75"/>
         <w:rPr/>
@@ -634,7 +618,7 @@
         <w:pStyle w:val="ListParagraph"/>
         <w:numPr>
           <w:ilvl w:val="0"/>
-          <w:numId w:val="1"/>
+          <w:numId w:val="2"/>
         </w:numPr>
         <w:spacing w:lineRule="auto" w:line="276" w:before="0" w:after="75"/>
         <w:rPr/>
@@ -653,7 +637,7 @@
         <w:pStyle w:val="ListParagraph"/>
         <w:numPr>
           <w:ilvl w:val="0"/>
-          <w:numId w:val="1"/>
+          <w:numId w:val="2"/>
         </w:numPr>
         <w:spacing w:lineRule="auto" w:line="276" w:before="0" w:after="75"/>
         <w:rPr/>
@@ -672,42 +656,26 @@
         <w:pStyle w:val="ListParagraph"/>
         <w:numPr>
           <w:ilvl w:val="0"/>
-          <w:numId w:val="1"/>
-        </w:numPr>
-        <w:spacing w:lineRule="auto" w:line="276" w:before="0" w:after="75"/>
-        <w:rPr/>
-      </w:pPr>
-      <w:r>
-        <w:rPr>
-          <w:rFonts w:eastAsia="Calibri" w:cs="Calibri"/>
-          <w:sz w:val="22"/>
-          <w:szCs w:val="22"/>
-        </w:rPr>
-        <w:t xml:space="preserve">Contributed to </w:t>
-      </w:r>
-      <w:r>
-        <w:rPr>
-          <w:rFonts w:eastAsia="Calibri" w:cs="Calibri"/>
-          <w:sz w:val="22"/>
-          <w:szCs w:val="22"/>
-        </w:rPr>
-        <w:t>Risk Management</w:t>
-      </w:r>
-      <w:r>
-        <w:rPr>
-          <w:rFonts w:eastAsia="Calibri" w:cs="Calibri"/>
-          <w:sz w:val="22"/>
-          <w:szCs w:val="22"/>
-        </w:rPr>
-        <w:t>, identifying failure modes and tracking mitigation measures.</w:t>
-      </w:r>
-    </w:p>
-    <w:p>
-      <w:pPr>
-        <w:pStyle w:val="ListParagraph"/>
-        <w:numPr>
-          <w:ilvl w:val="0"/>
-          <w:numId w:val="1"/>
+          <w:numId w:val="2"/>
+        </w:numPr>
+        <w:spacing w:lineRule="auto" w:line="276" w:before="0" w:after="75"/>
+        <w:rPr/>
+      </w:pPr>
+      <w:r>
+        <w:rPr>
+          <w:rFonts w:eastAsia="Calibri" w:cs="Calibri"/>
+          <w:sz w:val="22"/>
+          <w:szCs w:val="22"/>
+        </w:rPr>
+        <w:t>Contributed to Risk Management, identifying failure modes and tracking mitigation measures.</w:t>
+      </w:r>
+    </w:p>
+    <w:p>
+      <w:pPr>
+        <w:pStyle w:val="ListParagraph"/>
+        <w:numPr>
+          <w:ilvl w:val="0"/>
+          <w:numId w:val="2"/>
         </w:numPr>
         <w:spacing w:lineRule="auto" w:line="276" w:before="0" w:after="75"/>
         <w:rPr/>
@@ -726,7 +694,7 @@
         <w:pStyle w:val="ListParagraph"/>
         <w:numPr>
           <w:ilvl w:val="0"/>
-          <w:numId w:val="1"/>
+          <w:numId w:val="2"/>
         </w:numPr>
         <w:spacing w:lineRule="auto" w:line="276" w:before="0" w:after="75"/>
         <w:rPr/>
@@ -798,7 +766,7 @@
         <w:pStyle w:val="ListParagraph"/>
         <w:numPr>
           <w:ilvl w:val="0"/>
-          <w:numId w:val="1"/>
+          <w:numId w:val="2"/>
         </w:numPr>
         <w:spacing w:lineRule="auto" w:line="276" w:before="0" w:after="75"/>
         <w:rPr/>
@@ -817,7 +785,7 @@
         <w:pStyle w:val="ListParagraph"/>
         <w:numPr>
           <w:ilvl w:val="0"/>
-          <w:numId w:val="1"/>
+          <w:numId w:val="2"/>
         </w:numPr>
         <w:spacing w:lineRule="auto" w:line="276" w:before="0" w:after="75"/>
         <w:rPr/>
@@ -836,7 +804,7 @@
         <w:pStyle w:val="ListParagraph"/>
         <w:numPr>
           <w:ilvl w:val="0"/>
-          <w:numId w:val="1"/>
+          <w:numId w:val="2"/>
         </w:numPr>
         <w:spacing w:lineRule="auto" w:line="276" w:before="0" w:after="75"/>
         <w:rPr/>
@@ -908,7 +876,7 @@
         <w:pStyle w:val="ListParagraph"/>
         <w:numPr>
           <w:ilvl w:val="0"/>
-          <w:numId w:val="1"/>
+          <w:numId w:val="2"/>
         </w:numPr>
         <w:spacing w:lineRule="auto" w:line="276" w:before="0" w:after="75"/>
         <w:rPr/>
@@ -927,7 +895,7 @@
         <w:pStyle w:val="ListParagraph"/>
         <w:numPr>
           <w:ilvl w:val="0"/>
-          <w:numId w:val="1"/>
+          <w:numId w:val="2"/>
         </w:numPr>
         <w:spacing w:lineRule="auto" w:line="276" w:before="0" w:after="75"/>
         <w:rPr/>
@@ -946,7 +914,7 @@
         <w:pStyle w:val="ListParagraph"/>
         <w:numPr>
           <w:ilvl w:val="0"/>
-          <w:numId w:val="1"/>
+          <w:numId w:val="2"/>
         </w:numPr>
         <w:spacing w:lineRule="auto" w:line="276" w:before="0" w:after="75"/>
         <w:rPr/>
@@ -1041,7 +1009,7 @@
         <w:pStyle w:val="ListParagraph"/>
         <w:numPr>
           <w:ilvl w:val="0"/>
-          <w:numId w:val="1"/>
+          <w:numId w:val="2"/>
         </w:numPr>
         <w:spacing w:lineRule="auto" w:line="276" w:before="0" w:after="75"/>
         <w:rPr/>
@@ -1060,7 +1028,7 @@
         <w:pStyle w:val="ListParagraph"/>
         <w:numPr>
           <w:ilvl w:val="0"/>
-          <w:numId w:val="1"/>
+          <w:numId w:val="2"/>
         </w:numPr>
         <w:spacing w:lineRule="auto" w:line="276" w:before="0" w:after="75"/>
         <w:rPr/>
@@ -1132,7 +1100,7 @@
         <w:pStyle w:val="ListParagraph"/>
         <w:numPr>
           <w:ilvl w:val="0"/>
-          <w:numId w:val="1"/>
+          <w:numId w:val="2"/>
         </w:numPr>
         <w:spacing w:lineRule="auto" w:line="276" w:before="0" w:after="75"/>
         <w:rPr/>
@@ -1271,7 +1239,23 @@
           <w:sz w:val="22"/>
           <w:szCs w:val="22"/>
         </w:rPr>
-        <w:t>IBM DOORS · Jama · Jira · Confluence · SAP SD · Microsoft Visio · Git / GitHub · Microsoft 365</w:t>
+        <w:t xml:space="preserve">IBM DOORS · Jama · </w:t>
+      </w:r>
+      <w:r>
+        <w:rPr>
+          <w:rFonts w:eastAsia="Calibri" w:cs="Calibri"/>
+          <w:sz w:val="22"/>
+          <w:szCs w:val="22"/>
+        </w:rPr>
+        <w:t xml:space="preserve">CodeBeamer · </w:t>
+      </w:r>
+      <w:r>
+        <w:rPr>
+          <w:rFonts w:eastAsia="Calibri" w:cs="Calibri"/>
+          <w:sz w:val="22"/>
+          <w:szCs w:val="22"/>
+        </w:rPr>
+        <w:t>Jira · Confluence · SAP SD · Microsoft Visio · Git / GitHub · Microsoft 365</w:t>
       </w:r>
     </w:p>
     <w:p>
@@ -1357,7 +1341,7 @@
         <w:pStyle w:val="ListParagraph"/>
         <w:numPr>
           <w:ilvl w:val="0"/>
-          <w:numId w:val="1"/>
+          <w:numId w:val="2"/>
         </w:numPr>
         <w:spacing w:lineRule="auto" w:line="276" w:before="0" w:after="100"/>
         <w:rPr/>
@@ -1406,7 +1390,7 @@
         <w:pStyle w:val="ListParagraph"/>
         <w:numPr>
           <w:ilvl w:val="0"/>
-          <w:numId w:val="1"/>
+          <w:numId w:val="2"/>
         </w:numPr>
         <w:spacing w:lineRule="auto" w:line="276" w:before="0" w:after="100"/>
         <w:rPr/>
@@ -1435,7 +1419,7 @@
         <w:pStyle w:val="ListParagraph"/>
         <w:numPr>
           <w:ilvl w:val="0"/>
-          <w:numId w:val="1"/>
+          <w:numId w:val="2"/>
         </w:numPr>
         <w:spacing w:lineRule="auto" w:line="276" w:before="0" w:after="100"/>
         <w:rPr/>
@@ -1464,7 +1448,7 @@
         <w:pStyle w:val="ListParagraph"/>
         <w:numPr>
           <w:ilvl w:val="0"/>
-          <w:numId w:val="1"/>
+          <w:numId w:val="2"/>
         </w:numPr>
         <w:spacing w:lineRule="auto" w:line="276" w:before="0" w:after="100"/>
         <w:rPr/>
@@ -1513,7 +1497,7 @@
         <w:pStyle w:val="ListParagraph"/>
         <w:numPr>
           <w:ilvl w:val="0"/>
-          <w:numId w:val="1"/>
+          <w:numId w:val="2"/>
         </w:numPr>
         <w:spacing w:lineRule="auto" w:line="276" w:before="0" w:after="100"/>
         <w:rPr/>
@@ -1542,7 +1526,7 @@
         <w:pStyle w:val="ListParagraph"/>
         <w:numPr>
           <w:ilvl w:val="0"/>
-          <w:numId w:val="1"/>
+          <w:numId w:val="2"/>
         </w:numPr>
         <w:spacing w:lineRule="auto" w:line="276" w:before="0" w:after="100"/>
         <w:rPr/>
@@ -1571,7 +1555,7 @@
         <w:pStyle w:val="ListParagraph"/>
         <w:numPr>
           <w:ilvl w:val="0"/>
-          <w:numId w:val="1"/>
+          <w:numId w:val="2"/>
         </w:numPr>
         <w:spacing w:lineRule="auto" w:line="276" w:before="0" w:after="100"/>
         <w:rPr/>
@@ -1753,6 +1737,7 @@
         </w:tabs>
         <w:ind w:start="1080" w:hanging="360"/>
       </w:pPr>
+      <w:rPr/>
     </w:lvl>
     <w:lvl w:ilvl="2">
       <w:start w:val="1"/>
@@ -1765,6 +1750,7 @@
         </w:tabs>
         <w:ind w:start="1440" w:hanging="360"/>
       </w:pPr>
+      <w:rPr/>
     </w:lvl>
     <w:lvl w:ilvl="3">
       <w:start w:val="1"/>
@@ -1777,6 +1763,7 @@
         </w:tabs>
         <w:ind w:start="1800" w:hanging="360"/>
       </w:pPr>
+      <w:rPr/>
     </w:lvl>
     <w:lvl w:ilvl="4">
       <w:start w:val="1"/>
@@ -1789,6 +1776,7 @@
         </w:tabs>
         <w:ind w:start="2160" w:hanging="360"/>
       </w:pPr>
+      <w:rPr/>
     </w:lvl>
     <w:lvl w:ilvl="5">
       <w:start w:val="1"/>
@@ -1801,6 +1789,7 @@
         </w:tabs>
         <w:ind w:start="2520" w:hanging="360"/>
       </w:pPr>
+      <w:rPr/>
     </w:lvl>
     <w:lvl w:ilvl="6">
       <w:start w:val="1"/>
@@ -1813,6 +1802,7 @@
         </w:tabs>
         <w:ind w:start="2880" w:hanging="360"/>
       </w:pPr>
+      <w:rPr/>
     </w:lvl>
     <w:lvl w:ilvl="7">
       <w:start w:val="1"/>
@@ -1825,6 +1815,7 @@
         </w:tabs>
         <w:ind w:start="3240" w:hanging="360"/>
       </w:pPr>
+      <w:rPr/>
     </w:lvl>
     <w:lvl w:ilvl="8">
       <w:start w:val="1"/>
@@ -1837,9 +1828,134 @@
         </w:tabs>
         <w:ind w:start="3600" w:hanging="360"/>
       </w:pPr>
+      <w:rPr/>
     </w:lvl>
   </w:abstractNum>
   <w:abstractNum w:abstractNumId="2">
+    <w:lvl w:ilvl="0">
+      <w:start w:val="1"/>
+      <w:numFmt w:val="bullet"/>
+      <w:lvlText w:val="•"/>
+      <w:lvlJc w:val="start"/>
+      <w:pPr>
+        <w:tabs>
+          <w:tab w:val="num" w:pos="0"/>
+        </w:tabs>
+        <w:ind w:start="260" w:hanging="260"/>
+      </w:pPr>
+      <w:rPr>
+        <w:rFonts w:ascii="Calibri" w:hAnsi="Calibri" w:cs="Calibri" w:hint="default"/>
+        <w:color w:val="1F3864"/>
+        <w:sz w:val="22"/>
+        <w:szCs w:val="22"/>
+      </w:rPr>
+    </w:lvl>
+    <w:lvl w:ilvl="1">
+      <w:start w:val="1"/>
+      <w:numFmt w:val="decimal"/>
+      <w:lvlText w:val="%2."/>
+      <w:lvlJc w:val="start"/>
+      <w:pPr>
+        <w:tabs>
+          <w:tab w:val="num" w:pos="1080"/>
+        </w:tabs>
+        <w:ind w:start="1080" w:hanging="360"/>
+      </w:pPr>
+      <w:rPr/>
+    </w:lvl>
+    <w:lvl w:ilvl="2">
+      <w:start w:val="1"/>
+      <w:numFmt w:val="decimal"/>
+      <w:lvlText w:val="%3."/>
+      <w:lvlJc w:val="start"/>
+      <w:pPr>
+        <w:tabs>
+          <w:tab w:val="num" w:pos="1440"/>
+        </w:tabs>
+        <w:ind w:start="1440" w:hanging="360"/>
+      </w:pPr>
+      <w:rPr/>
+    </w:lvl>
+    <w:lvl w:ilvl="3">
+      <w:start w:val="1"/>
+      <w:numFmt w:val="decimal"/>
+      <w:lvlText w:val="%4."/>
+      <w:lvlJc w:val="start"/>
+      <w:pPr>
+        <w:tabs>
+          <w:tab w:val="num" w:pos="1800"/>
+        </w:tabs>
+        <w:ind w:start="1800" w:hanging="360"/>
+      </w:pPr>
+      <w:rPr/>
+    </w:lvl>
+    <w:lvl w:ilvl="4">
+      <w:start w:val="1"/>
+      <w:numFmt w:val="decimal"/>
+      <w:lvlText w:val="%5."/>
+      <w:lvlJc w:val="start"/>
+      <w:pPr>
+        <w:tabs>
+          <w:tab w:val="num" w:pos="2160"/>
+        </w:tabs>
+        <w:ind w:start="2160" w:hanging="360"/>
+      </w:pPr>
+      <w:rPr/>
+    </w:lvl>
+    <w:lvl w:ilvl="5">
+      <w:start w:val="1"/>
+      <w:numFmt w:val="decimal"/>
+      <w:lvlText w:val="%6."/>
+      <w:lvlJc w:val="start"/>
+      <w:pPr>
+        <w:tabs>
+          <w:tab w:val="num" w:pos="2520"/>
+        </w:tabs>
+        <w:ind w:start="2520" w:hanging="360"/>
+      </w:pPr>
+      <w:rPr/>
+    </w:lvl>
+    <w:lvl w:ilvl="6">
+      <w:start w:val="1"/>
+      <w:numFmt w:val="decimal"/>
+      <w:lvlText w:val="%7."/>
+      <w:lvlJc w:val="start"/>
+      <w:pPr>
+        <w:tabs>
+          <w:tab w:val="num" w:pos="2880"/>
+        </w:tabs>
+        <w:ind w:start="2880" w:hanging="360"/>
+      </w:pPr>
+      <w:rPr/>
+    </w:lvl>
+    <w:lvl w:ilvl="7">
+      <w:start w:val="1"/>
+      <w:numFmt w:val="decimal"/>
+      <w:lvlText w:val="%8."/>
+      <w:lvlJc w:val="start"/>
+      <w:pPr>
+        <w:tabs>
+          <w:tab w:val="num" w:pos="3240"/>
+        </w:tabs>
+        <w:ind w:start="3240" w:hanging="360"/>
+      </w:pPr>
+      <w:rPr/>
+    </w:lvl>
+    <w:lvl w:ilvl="8">
+      <w:start w:val="1"/>
+      <w:numFmt w:val="decimal"/>
+      <w:lvlText w:val="%9."/>
+      <w:lvlJc w:val="start"/>
+      <w:pPr>
+        <w:tabs>
+          <w:tab w:val="num" w:pos="3600"/>
+        </w:tabs>
+        <w:ind w:start="3600" w:hanging="360"/>
+      </w:pPr>
+      <w:rPr/>
+    </w:lvl>
+  </w:abstractNum>
+  <w:abstractNum w:abstractNumId="3">
     <w:lvl w:ilvl="0">
       <w:start w:val="1"/>
       <w:numFmt w:val="none"/>
@@ -1965,7 +2081,10 @@
     <w:abstractNumId w:val="2"/>
   </w:num>
   <w:num w:numId="3">
-    <w:abstractNumId w:val="1"/>
+    <w:abstractNumId w:val="3"/>
+  </w:num>
+  <w:num w:numId="4">
+    <w:abstractNumId w:val="2"/>
     <w:lvlOverride w:ilvl="0">
       <w:startOverride w:val="1"/>
     </w:lvlOverride>
@@ -1996,6 +2115,7 @@
     <w:qFormat/>
     <w:pPr>
       <w:widowControl/>
+      <w:suppressAutoHyphens w:val="true"/>
       <w:bidi w:val="0"/>
       <w:spacing w:before="0" w:after="0"/>
       <w:jc w:val="start"/>
@@ -2080,11 +2200,18 @@
       <w:u w:val="single"/>
     </w:rPr>
   </w:style>
-  <w:style w:type="character" w:styleId="FootnoteCharacters">
-    <w:name w:val="Footnote Characters"/>
+  <w:style w:type="character" w:styleId="FootnoteCharactersuser">
+    <w:name w:val="Footnote Characters (user)"/>
     <w:uiPriority w:val="99"/>
     <w:semiHidden/>
     <w:unhideWhenUsed/>
+    <w:qFormat/>
+    <w:rPr>
+      <w:vertAlign w:val="superscript"/>
+    </w:rPr>
+  </w:style>
+  <w:style w:type="character" w:styleId="FootnoteCharacters">
+    <w:name w:val="Footnote Characters"/>
     <w:qFormat/>
     <w:rPr>
       <w:vertAlign w:val="superscript"/>
@@ -2108,11 +2235,18 @@
       <w:szCs w:val="20"/>
     </w:rPr>
   </w:style>
-  <w:style w:type="character" w:styleId="EndnoteCharacters">
-    <w:name w:val="Endnote Characters"/>
+  <w:style w:type="character" w:styleId="EndnoteCharactersuser">
+    <w:name w:val="Endnote Characters (user)"/>
     <w:uiPriority w:val="99"/>
     <w:semiHidden/>
     <w:unhideWhenUsed/>
+    <w:qFormat/>
+    <w:rPr>
+      <w:vertAlign w:val="superscript"/>
+    </w:rPr>
+  </w:style>
+  <w:style w:type="character" w:styleId="EndnoteCharacters">
+    <w:name w:val="Endnote Characters"/>
     <w:qFormat/>
     <w:rPr>
       <w:vertAlign w:val="superscript"/>
@@ -2217,6 +2351,7 @@
     <w:qFormat/>
     <w:pPr>
       <w:widowControl/>
+      <w:suppressAutoHyphens w:val="true"/>
       <w:bidi w:val="0"/>
       <w:spacing w:before="0" w:after="0"/>
       <w:jc w:val="start"/>
@@ -2237,6 +2372,7 @@
     <w:qFormat/>
     <w:pPr>
       <w:widowControl/>
+      <w:suppressAutoHyphens w:val="true"/>
       <w:bidi w:val="0"/>
       <w:spacing w:before="0" w:after="0"/>
       <w:jc w:val="start"/>
